--- a/pr-preview/pr-337/classification-handout-tracked-changes.docx
+++ b/pr-preview/pr-337/classification-handout-tracked-changes.docx
@@ -16,7 +16,7 @@
       </w:pPr>
       <w:del w:id="1" w:author="PR Preview" w:date="2026-01-01T00:00:00Z">
         <w:r>
-          <w:delText xml:space="preserve">Last modified: 2026-10-18 01:13:21 (PDT)</w:delText>
+          <w:delText xml:space="preserve">Last modified: 2026-10-18 11:21:26 (PDT)</w:delText>
         </w:r>
       </w:del>
     </w:p>
@@ -26,7 +26,7 @@
       </w:pPr>
       <w:ins w:id="2" w:author="PR Preview" w:date="2026-01-01T00:00:00Z">
         <w:r>
-          <w:t xml:space="preserve">Last modified: 2026-10-18 01:15:39 (PDT)</w:t>
+          <w:t xml:space="preserve">Last modified: 2026-10-18 11:27:25 (PDT)</w:t>
         </w:r>
       </w:ins>
     </w:p>
@@ -251,7 +251,7 @@
         <w:t xml:space="preserve"> </w:t>
       </w:r>
       <w:r>
-        <w:t xml:space="preserve">Wikipedia contributors (2026i)</w:t>
+        <w:t xml:space="preserve">Wikipedia contributors [1]</w:t>
       </w:r>
       <w:r>
         <w:t xml:space="preserve">.</w:t>
@@ -1176,7 +1176,7 @@
         <w:t xml:space="preserve"> </w:t>
       </w:r>
       <w:r>
-        <w:t xml:space="preserve">Wikipedia contributors (2026h)</w:t>
+        <w:t xml:space="preserve">Wikipedia contributors [2]</w:t>
       </w:r>
       <w:r>
         <w:t xml:space="preserve">.</w:t>
@@ -1544,7 +1544,7 @@
         <w:t xml:space="preserve"> </w:t>
       </w:r>
       <w:r>
-        <w:t xml:space="preserve">Wikipedia contributors (2026h)</w:t>
+        <w:t xml:space="preserve">Wikipedia contributors [2]</w:t>
       </w:r>
       <w:r>
         <w:t xml:space="preserve">.</w:t>
@@ -2094,7 +2094,7 @@
         <w:t xml:space="preserve"> </w:t>
       </w:r>
       <w:r>
-        <w:t xml:space="preserve">Wikipedia contributors (2026f)</w:t>
+        <w:t xml:space="preserve">Wikipedia contributors [3]</w:t>
       </w:r>
       <w:r>
         <w:t xml:space="preserve">.</w:t>
@@ -2601,7 +2601,7 @@
         <w:t xml:space="preserve"> </w:t>
       </w:r>
       <w:r>
-        <w:t xml:space="preserve">Wikipedia contributors (2026e)</w:t>
+        <w:t xml:space="preserve">Wikipedia contributors [4]</w:t>
       </w:r>
       <w:r>
         <w:t xml:space="preserve">.</w:t>
@@ -2999,7 +2999,7 @@
         <w:t xml:space="preserve"> </w:t>
       </w:r>
       <w:r>
-        <w:t xml:space="preserve">Wikipedia contributors (2026e)</w:t>
+        <w:t xml:space="preserve">Wikipedia contributors [4]</w:t>
       </w:r>
       <w:r>
         <w:t xml:space="preserve">.</w:t>
@@ -6903,7 +6903,7 @@
         <w:t xml:space="preserve"> </w:t>
       </w:r>
       <w:r>
-        <w:t xml:space="preserve">Wikipedia contributors (2026a)</w:t>
+        <w:t xml:space="preserve">Wikipedia contributors [5]</w:t>
       </w:r>
       <w:r>
         <w:t xml:space="preserve">.</w:t>
@@ -9960,7 +9960,7 @@
         <w:t xml:space="preserve"> </w:t>
       </w:r>
       <w:r>
-        <w:t xml:space="preserve">Wikipedia contributors (2026c)</w:t>
+        <w:t xml:space="preserve">Wikipedia contributors [6]</w:t>
       </w:r>
       <w:r>
         <w:t xml:space="preserve">.</w:t>
@@ -11555,7 +11555,7 @@
         <w:t xml:space="preserve"> </w:t>
       </w:r>
       <w:r>
-        <w:t xml:space="preserve">Cicchetti and Feinstein (1990)</w:t>
+        <w:t xml:space="preserve">Cicchetti and Feinstein [7]</w:t>
       </w:r>
       <w:r>
         <w:t xml:space="preserve">.</w:t>
@@ -12195,7 +12195,7 @@
         <w:t xml:space="preserve"> </w:t>
       </w:r>
       <w:r>
-        <w:t xml:space="preserve">Cicchetti and Feinstein (1990)</w:t>
+        <w:t xml:space="preserve">Cicchetti and Feinstein [7]</w:t>
       </w:r>
       <w:r>
         <w:t xml:space="preserve">.</w:t>
@@ -14062,7 +14062,7 @@
         <w:t xml:space="preserve"> </w:t>
       </w:r>
       <w:r>
-        <w:t xml:space="preserve">Wikipedia contributors (2026d)</w:t>
+        <w:t xml:space="preserve">Wikipedia contributors [8]</w:t>
       </w:r>
       <w:r>
         <w:t xml:space="preserve">.</w:t>
@@ -19523,7 +19523,7 @@
         <w:t xml:space="preserve"> </w:t>
       </w:r>
       <w:r>
-        <w:t xml:space="preserve">Cohen (1960)</w:t>
+        <w:t xml:space="preserve">Cohen [9]</w:t>
       </w:r>
       <w:r>
         <w:t xml:space="preserve">.</w:t>
@@ -20365,7 +20365,7 @@
               <w:spacing w:before="16" w:after="16"/>
             </w:pPr>
             <w:r>
-              <w:t xml:space="preserve">Cohen (1960)</w:t>
+              <w:t xml:space="preserve">Cohen [9]</w:t>
             </w:r>
             <w:r>
               <w:t xml:space="preserve">;</w:t>
@@ -20374,7 +20374,7 @@
               <w:t xml:space="preserve"> </w:t>
             </w:r>
             <w:r>
-              <w:t xml:space="preserve">Wikipedia contributors (2026b)</w:t>
+              <w:t xml:space="preserve">Wikipedia contributors [10]</w:t>
             </w:r>
             <w:r>
               <w:t xml:space="preserve">.</w:t>
@@ -22181,7 +22181,7 @@
         <w:t xml:space="preserve"> </w:t>
       </w:r>
       <w:r>
-        <w:t xml:space="preserve">Feinstein and Cicchetti (1990)</w:t>
+        <w:t xml:space="preserve">Feinstein and Cicchetti [11]</w:t>
       </w:r>
       <w:r>
         <w:t xml:space="preserve"> </w:t>
@@ -22277,7 +22277,7 @@
         <w:t xml:space="preserve"> </w:t>
       </w:r>
       <w:r>
-        <w:t xml:space="preserve">Cicchetti and Feinstein (1990)</w:t>
+        <w:t xml:space="preserve">Cicchetti and Feinstein [7]</w:t>
       </w:r>
       <w:r>
         <w:t xml:space="preserve"> </w:t>
@@ -22309,7 +22309,7 @@
         <w:t xml:space="preserve"> </w:t>
       </w:r>
       <w:r>
-        <w:t xml:space="preserve">Feinstein and Cicchetti (1990)</w:t>
+        <w:t xml:space="preserve">Feinstein and Cicchetti [11]</w:t>
       </w:r>
       <w:r>
         <w:t xml:space="preserve">;</w:t>
@@ -22318,7 +22318,7 @@
         <w:t xml:space="preserve"> </w:t>
       </w:r>
       <w:r>
-        <w:t xml:space="preserve">Cicchetti and Feinstein (1990)</w:t>
+        <w:t xml:space="preserve">Cicchetti and Feinstein [7]</w:t>
       </w:r>
       <w:r>
         <w:t xml:space="preserve">.</w:t>
@@ -22343,7 +22343,7 @@
         </w:numPr>
       </w:pPr>
       <w:r>
-        <w:t xml:space="preserve">Wikipedia contributors (2026i)</w:t>
+        <w:t xml:space="preserve">Wikipedia contributors [1]</w:t>
       </w:r>
       <w:r>
         <w:t xml:space="preserve"> </w:t>
@@ -22360,7 +22360,7 @@
         </w:numPr>
       </w:pPr>
       <w:r>
-        <w:t xml:space="preserve">Wikipedia contributors (2026h)</w:t>
+        <w:t xml:space="preserve">Wikipedia contributors [2]</w:t>
       </w:r>
       <w:r>
         <w:t xml:space="preserve"> </w:t>
@@ -22377,7 +22377,7 @@
         </w:numPr>
       </w:pPr>
       <w:r>
-        <w:t xml:space="preserve">Wikipedia contributors (2026e)</w:t>
+        <w:t xml:space="preserve">Wikipedia contributors [4]</w:t>
       </w:r>
       <w:r>
         <w:t xml:space="preserve"> </w:t>
@@ -22394,7 +22394,7 @@
         </w:numPr>
       </w:pPr>
       <w:r>
-        <w:t xml:space="preserve">Wikipedia contributors (2026c)</w:t>
+        <w:t xml:space="preserve">Wikipedia contributors [6]</w:t>
       </w:r>
       <w:r>
         <w:t xml:space="preserve"> </w:t>
@@ -22411,7 +22411,7 @@
         </w:numPr>
       </w:pPr>
       <w:r>
-        <w:t xml:space="preserve">Wikipedia contributors (2026b)</w:t>
+        <w:t xml:space="preserve">Wikipedia contributors [10]</w:t>
       </w:r>
       <w:r>
         <w:t xml:space="preserve"> </w:t>
@@ -22428,7 +22428,7 @@
         </w:numPr>
       </w:pPr>
       <w:r>
-        <w:t xml:space="preserve">Wikipedia contributors (2026g)</w:t>
+        <w:t xml:space="preserve">Wikipedia contributors [12]</w:t>
       </w:r>
       <w:r>
         <w:t xml:space="preserve"> </w:t>
@@ -22445,7 +22445,7 @@
         </w:numPr>
       </w:pPr>
       <w:r>
-        <w:t xml:space="preserve">Wikipedia contributors (2026a)</w:t>
+        <w:t xml:space="preserve">Wikipedia contributors [5]</w:t>
       </w:r>
       <w:r>
         <w:t xml:space="preserve"> </w:t>
@@ -22462,7 +22462,7 @@
         </w:numPr>
       </w:pPr>
       <w:r>
-        <w:t xml:space="preserve">Wikipedia contributors (2026d)</w:t>
+        <w:t xml:space="preserve">Wikipedia contributors [8]</w:t>
       </w:r>
       <w:r>
         <w:t xml:space="preserve"> </w:t>
@@ -22479,7 +22479,7 @@
         </w:numPr>
       </w:pPr>
       <w:r>
-        <w:t xml:space="preserve">Wikipedia contributors (2026f)</w:t>
+        <w:t xml:space="preserve">Wikipedia contributors [3]</w:t>
       </w:r>
       <w:r>
         <w:t xml:space="preserve"> </w:t>
@@ -22499,56 +22499,49 @@
       </w:r>
     </w:p>
     <w:bookmarkStart w:id="148" w:name="refs"/>
-    <w:bookmarkStart w:id="125" w:name="ref-cicchetti1990high"/>
+    <w:bookmarkStart w:id="125" w:name="ref-wikipedia_statistical_classification"/>
     <w:p>
       <w:pPr>
         <w:pStyle w:val="Bibliography"/>
       </w:pPr>
       <w:r>
-        <w:t xml:space="preserve">Cicchetti, Domenic V., and Alvan R. Feinstein. 1990.</w:t>
-      </w:r>
-      <w:r>
-        <w:t xml:space="preserve"> </w:t>
-      </w:r>
-      <w:r>
-        <w:t xml:space="preserve">“High Agreement but Low Kappa:</w:t>
-      </w:r>
-      <w:r>
-        <w:t xml:space="preserve"> </w:t>
-      </w:r>
-      <w:r>
-        <w:t xml:space="preserve">II</w:t>
-      </w:r>
-      <w:r>
-        <w:t xml:space="preserve">.</w:t>
-      </w:r>
-      <w:r>
-        <w:t xml:space="preserve"> </w:t>
-      </w:r>
-      <w:r>
-        <w:t xml:space="preserve">Resolving</w:t>
-      </w:r>
-      <w:r>
-        <w:t xml:space="preserve"> </w:t>
-      </w:r>
-      <w:r>
-        <w:t xml:space="preserve">the Paradoxes.”</w:t>
-      </w:r>
-      <w:r>
-        <w:t xml:space="preserve"> </w:t>
-      </w:r>
-      <w:r>
-        <w:rPr>
-          <w:i/>
-          <w:iCs/>
-        </w:rPr>
-        <w:t xml:space="preserve">Journal of Clinical Epidemiology</w:t>
-      </w:r>
-      <w:r>
-        <w:t xml:space="preserve"> </w:t>
-      </w:r>
-      <w:r>
-        <w:t xml:space="preserve">43 (6): 551–58.</w:t>
+        <w:t xml:space="preserve">[1]</w:t>
+      </w:r>
+      <w:r>
+        <w:t xml:space="preserve"> </w:t>
+      </w:r>
+      <w:r>
+        <w:t xml:space="preserve">	</w:t>
+      </w:r>
+      <w:r>
+        <w:t xml:space="preserve">Wikipedia contributors,</w:t>
+      </w:r>
+      <w:r>
+        <w:t xml:space="preserve"> </w:t>
+      </w:r>
+      <w:r>
+        <w:t xml:space="preserve">“Statistical classification —</w:t>
+      </w:r>
+      <w:r>
+        <w:t xml:space="preserve"> </w:t>
+      </w:r>
+      <w:r>
+        <w:t xml:space="preserve">Wikipedia</w:t>
+      </w:r>
+      <w:r>
+        <w:t xml:space="preserve">,</w:t>
+      </w:r>
+      <w:r>
+        <w:t xml:space="preserve"> </w:t>
+      </w:r>
+      <w:r>
+        <w:t xml:space="preserve">the free encyclopedia.”</w:t>
+      </w:r>
+      <w:r>
+        <w:t xml:space="preserve"> </w:t>
+      </w:r>
+      <w:r>
+        <w:t xml:space="preserve">2026. Available:</w:t>
       </w:r>
       <w:r>
         <w:t xml:space="preserve"> </w:t>
@@ -22558,43 +22551,54 @@
           <w:rPr>
             <w:rStyle w:val="Hyperlink"/>
           </w:rPr>
-          <w:t xml:space="preserve">https://doi.org/10.1016/0895-4356(90)90159-M</w:t>
+          <w:t xml:space="preserve">https://en.wikipedia.org/wiki/Statistical_classification</w:t>
         </w:r>
       </w:hyperlink>
-      <w:r>
-        <w:t xml:space="preserve">.</w:t>
-      </w:r>
     </w:p>
     <w:bookmarkEnd w:id="125"/>
-    <w:bookmarkStart w:id="127" w:name="ref-cohen1960coefficient"/>
+    <w:bookmarkStart w:id="127" w:name="Xbceaa659ebcdaa6beedc7b326ccf5dd7dd38991"/>
     <w:p>
       <w:pPr>
         <w:pStyle w:val="Bibliography"/>
       </w:pPr>
       <w:r>
-        <w:t xml:space="preserve">Cohen, Jacob. 1960.</w:t>
-      </w:r>
-      <w:r>
-        <w:t xml:space="preserve"> </w:t>
-      </w:r>
-      <w:r>
-        <w:t xml:space="preserve">“A Coefficient of Agreement for Nominal Scales.”</w:t>
-      </w:r>
-      <w:r>
-        <w:t xml:space="preserve"> </w:t>
-      </w:r>
-      <w:r>
-        <w:rPr>
-          <w:i/>
-          <w:iCs/>
-        </w:rPr>
-        <w:t xml:space="preserve">Educational and Psychological Measurement</w:t>
-      </w:r>
-      <w:r>
-        <w:t xml:space="preserve"> </w:t>
-      </w:r>
-      <w:r>
-        <w:t xml:space="preserve">20 (1): 37–46.</w:t>
+        <w:t xml:space="preserve">[2]</w:t>
+      </w:r>
+      <w:r>
+        <w:t xml:space="preserve"> </w:t>
+      </w:r>
+      <w:r>
+        <w:t xml:space="preserve">	</w:t>
+      </w:r>
+      <w:r>
+        <w:t xml:space="preserve">Wikipedia contributors,</w:t>
+      </w:r>
+      <w:r>
+        <w:t xml:space="preserve"> </w:t>
+      </w:r>
+      <w:r>
+        <w:t xml:space="preserve">“Sensitivity and specificity —</w:t>
+      </w:r>
+      <w:r>
+        <w:t xml:space="preserve"> </w:t>
+      </w:r>
+      <w:r>
+        <w:t xml:space="preserve">Wikipedia</w:t>
+      </w:r>
+      <w:r>
+        <w:t xml:space="preserve">,</w:t>
+      </w:r>
+      <w:r>
+        <w:t xml:space="preserve"> </w:t>
+      </w:r>
+      <w:r>
+        <w:t xml:space="preserve">the free encyclopedia.”</w:t>
+      </w:r>
+      <w:r>
+        <w:t xml:space="preserve"> </w:t>
+      </w:r>
+      <w:r>
+        <w:t xml:space="preserve">2026. Available:</w:t>
       </w:r>
       <w:r>
         <w:t xml:space="preserve"> </w:t>
@@ -22604,64 +22608,54 @@
           <w:rPr>
             <w:rStyle w:val="Hyperlink"/>
           </w:rPr>
-          <w:t xml:space="preserve">https://doi.org/10.1177/001316446002000104</w:t>
+          <w:t xml:space="preserve">https://en.wikipedia.org/wiki/Sensitivity_and_specificity</w:t>
         </w:r>
       </w:hyperlink>
-      <w:r>
-        <w:t xml:space="preserve">.</w:t>
-      </w:r>
     </w:p>
     <w:bookmarkEnd w:id="127"/>
-    <w:bookmarkStart w:id="129" w:name="ref-feinstein1990high"/>
+    <w:bookmarkStart w:id="129" w:name="ref-wikipedia_prevalence"/>
     <w:p>
       <w:pPr>
         <w:pStyle w:val="Bibliography"/>
       </w:pPr>
       <w:r>
-        <w:t xml:space="preserve">Feinstein, Alvan R., and Domenic V. Cicchetti. 1990.</w:t>
-      </w:r>
-      <w:r>
-        <w:t xml:space="preserve"> </w:t>
-      </w:r>
-      <w:r>
-        <w:t xml:space="preserve">“High Agreement but Low Kappa:</w:t>
-      </w:r>
-      <w:r>
-        <w:t xml:space="preserve"> </w:t>
-      </w:r>
-      <w:r>
-        <w:t xml:space="preserve">I</w:t>
-      </w:r>
-      <w:r>
-        <w:t xml:space="preserve">.</w:t>
-      </w:r>
-      <w:r>
-        <w:t xml:space="preserve"> </w:t>
-      </w:r>
-      <w:r>
-        <w:t xml:space="preserve">The</w:t>
-      </w:r>
-      <w:r>
-        <w:t xml:space="preserve"> </w:t>
-      </w:r>
-      <w:r>
-        <w:t xml:space="preserve">Problems of Two Paradoxes.”</w:t>
-      </w:r>
-      <w:r>
-        <w:t xml:space="preserve"> </w:t>
-      </w:r>
-      <w:r>
-        <w:rPr>
-          <w:i/>
-          <w:iCs/>
-        </w:rPr>
-        <w:t xml:space="preserve">Journal of Clinical Epidemiology</w:t>
-      </w:r>
-      <w:r>
-        <w:t xml:space="preserve"> </w:t>
-      </w:r>
-      <w:r>
-        <w:t xml:space="preserve">43 (6): 543–49.</w:t>
+        <w:t xml:space="preserve">[3]</w:t>
+      </w:r>
+      <w:r>
+        <w:t xml:space="preserve"> </w:t>
+      </w:r>
+      <w:r>
+        <w:t xml:space="preserve">	</w:t>
+      </w:r>
+      <w:r>
+        <w:t xml:space="preserve">Wikipedia contributors,</w:t>
+      </w:r>
+      <w:r>
+        <w:t xml:space="preserve"> </w:t>
+      </w:r>
+      <w:r>
+        <w:t xml:space="preserve">“Prevalence —</w:t>
+      </w:r>
+      <w:r>
+        <w:t xml:space="preserve"> </w:t>
+      </w:r>
+      <w:r>
+        <w:t xml:space="preserve">Wikipedia</w:t>
+      </w:r>
+      <w:r>
+        <w:t xml:space="preserve">,</w:t>
+      </w:r>
+      <w:r>
+        <w:t xml:space="preserve"> </w:t>
+      </w:r>
+      <w:r>
+        <w:t xml:space="preserve">the free encyclopedia.”</w:t>
+      </w:r>
+      <w:r>
+        <w:t xml:space="preserve"> </w:t>
+      </w:r>
+      <w:r>
+        <w:t xml:space="preserve">2026. Available:</w:t>
       </w:r>
       <w:r>
         <w:t xml:space="preserve"> </w:t>
@@ -22671,74 +22665,116 @@
           <w:rPr>
             <w:rStyle w:val="Hyperlink"/>
           </w:rPr>
-          <w:t xml:space="preserve">https://doi.org/10.1016/0895-4356(90)90158-L</w:t>
+          <w:t xml:space="preserve">https://en.wikipedia.org/wiki/Prevalence</w:t>
         </w:r>
       </w:hyperlink>
-      <w:r>
-        <w:t xml:space="preserve">.</w:t>
-      </w:r>
     </w:p>
     <w:bookmarkEnd w:id="129"/>
-    <w:bookmarkStart w:id="131" w:name="ref-wikipedia_bayes_theorem"/>
+    <w:bookmarkStart w:id="131" w:name="X75cf9b9a05792cf5ef16b86615766f184108c69"/>
     <w:p>
       <w:pPr>
         <w:pStyle w:val="Bibliography"/>
       </w:pPr>
       <w:r>
-        <w:t xml:space="preserve">Wikipedia contributors. 2026a.</w:t>
-      </w:r>
-      <w:r>
-        <w:t xml:space="preserve"> </w:t>
-      </w:r>
-      <w:r>
-        <w:rPr>
-          <w:i/>
-          <w:iCs/>
-        </w:rPr>
-        <w:t xml:space="preserve">Bayes’ Theorem —</w:t>
-      </w:r>
-      <w:r>
-        <w:rPr>
-          <w:i/>
-          <w:iCs/>
-        </w:rPr>
-        <w:t xml:space="preserve"> </w:t>
-      </w:r>
-      <w:r>
-        <w:rPr>
-          <w:i/>
-          <w:iCs/>
-        </w:rPr>
+        <w:t xml:space="preserve">[4]</w:t>
+      </w:r>
+      <w:r>
+        <w:t xml:space="preserve"> </w:t>
+      </w:r>
+      <w:r>
+        <w:t xml:space="preserve">	</w:t>
+      </w:r>
+      <w:r>
+        <w:t xml:space="preserve">Wikipedia contributors,</w:t>
+      </w:r>
+      <w:r>
+        <w:t xml:space="preserve"> </w:t>
+      </w:r>
+      <w:r>
+        <w:t xml:space="preserve">“Positive and negative predictive values —</w:t>
+      </w:r>
+      <w:r>
+        <w:t xml:space="preserve"> </w:t>
+      </w:r>
+      <w:r>
         <w:t xml:space="preserve">Wikipedia</w:t>
       </w:r>
       <w:r>
-        <w:rPr>
-          <w:i/>
-          <w:iCs/>
-        </w:rPr>
         <w:t xml:space="preserve">,</w:t>
       </w:r>
       <w:r>
-        <w:rPr>
-          <w:i/>
-          <w:iCs/>
-        </w:rPr>
-        <w:t xml:space="preserve"> </w:t>
-      </w:r>
-      <w:r>
-        <w:rPr>
-          <w:i/>
-          <w:iCs/>
-        </w:rPr>
-        <w:t xml:space="preserve">the Free Encyclopedia</w:t>
-      </w:r>
-      <w:r>
-        <w:t xml:space="preserve">.</w:t>
+        <w:t xml:space="preserve"> </w:t>
+      </w:r>
+      <w:r>
+        <w:t xml:space="preserve">the free encyclopedia.”</w:t>
+      </w:r>
+      <w:r>
+        <w:t xml:space="preserve"> </w:t>
+      </w:r>
+      <w:r>
+        <w:t xml:space="preserve">2026. Available:</w:t>
       </w:r>
       <w:r>
         <w:t xml:space="preserve"> </w:t>
       </w:r>
       <w:hyperlink r:id="rId130">
+        <w:r>
+          <w:rPr>
+            <w:rStyle w:val="Hyperlink"/>
+          </w:rPr>
+          <w:t xml:space="preserve">https://en.wikipedia.org/wiki/Positive_and_negative_predictive_values</w:t>
+        </w:r>
+      </w:hyperlink>
+    </w:p>
+    <w:bookmarkEnd w:id="131"/>
+    <w:bookmarkStart w:id="133" w:name="ref-wikipedia_bayes_theorem"/>
+    <w:p>
+      <w:pPr>
+        <w:pStyle w:val="Bibliography"/>
+      </w:pPr>
+      <w:r>
+        <w:t xml:space="preserve">[5]</w:t>
+      </w:r>
+      <w:r>
+        <w:t xml:space="preserve"> </w:t>
+      </w:r>
+      <w:r>
+        <w:t xml:space="preserve">	</w:t>
+      </w:r>
+      <w:r>
+        <w:t xml:space="preserve">Wikipedia contributors,</w:t>
+      </w:r>
+      <w:r>
+        <w:t xml:space="preserve"> </w:t>
+      </w:r>
+      <w:r>
+        <w:t xml:space="preserve">“Bayes’ theorem —</w:t>
+      </w:r>
+      <w:r>
+        <w:t xml:space="preserve"> </w:t>
+      </w:r>
+      <w:r>
+        <w:t xml:space="preserve">Wikipedia</w:t>
+      </w:r>
+      <w:r>
+        <w:t xml:space="preserve">,</w:t>
+      </w:r>
+      <w:r>
+        <w:t xml:space="preserve"> </w:t>
+      </w:r>
+      <w:r>
+        <w:t xml:space="preserve">the free encyclopedia.”</w:t>
+      </w:r>
+      <w:r>
+        <w:t xml:space="preserve"> </w:t>
+      </w:r>
+      <w:r>
+        <w:t xml:space="preserve">2026. Available:</w:t>
+      </w:r>
+      <w:r>
+        <w:t xml:space="preserve"> </w:t>
+      </w:r>
+      <w:hyperlink r:id="rId132">
         <w:r>
           <w:rPr>
             <w:rStyle w:val="Hyperlink"/>
@@ -22746,81 +22782,6 @@
           <w:t xml:space="preserve">https://en.wikipedia.org/wiki/Bayes%27_theorem</w:t>
         </w:r>
       </w:hyperlink>
-      <w:r>
-        <w:t xml:space="preserve">.</w:t>
-      </w:r>
-    </w:p>
-    <w:bookmarkEnd w:id="131"/>
-    <w:bookmarkStart w:id="133" w:name="ref-wikipedia_cohens_kappa"/>
-    <w:p>
-      <w:pPr>
-        <w:pStyle w:val="Bibliography"/>
-      </w:pPr>
-      <w:r>
-        <w:t xml:space="preserve">Wikipedia contributors. 2026b.</w:t>
-      </w:r>
-      <w:r>
-        <w:t xml:space="preserve"> </w:t>
-      </w:r>
-      <w:r>
-        <w:rPr>
-          <w:i/>
-          <w:iCs/>
-        </w:rPr>
-        <w:t xml:space="preserve">Cohen’s Kappa —</w:t>
-      </w:r>
-      <w:r>
-        <w:rPr>
-          <w:i/>
-          <w:iCs/>
-        </w:rPr>
-        <w:t xml:space="preserve"> </w:t>
-      </w:r>
-      <w:r>
-        <w:rPr>
-          <w:i/>
-          <w:iCs/>
-        </w:rPr>
-        <w:t xml:space="preserve">Wikipedia</w:t>
-      </w:r>
-      <w:r>
-        <w:rPr>
-          <w:i/>
-          <w:iCs/>
-        </w:rPr>
-        <w:t xml:space="preserve">,</w:t>
-      </w:r>
-      <w:r>
-        <w:rPr>
-          <w:i/>
-          <w:iCs/>
-        </w:rPr>
-        <w:t xml:space="preserve"> </w:t>
-      </w:r>
-      <w:r>
-        <w:rPr>
-          <w:i/>
-          <w:iCs/>
-        </w:rPr>
-        <w:t xml:space="preserve">the Free Encyclopedia</w:t>
-      </w:r>
-      <w:r>
-        <w:t xml:space="preserve">.</w:t>
-      </w:r>
-      <w:r>
-        <w:t xml:space="preserve"> </w:t>
-      </w:r>
-      <w:hyperlink r:id="rId132">
-        <w:r>
-          <w:rPr>
-            <w:rStyle w:val="Hyperlink"/>
-          </w:rPr>
-          <w:t xml:space="preserve">https://en.wikipedia.org/wiki/Cohen%27s_kappa</w:t>
-        </w:r>
-      </w:hyperlink>
-      <w:r>
-        <w:t xml:space="preserve">.</w:t>
-      </w:r>
     </w:p>
     <w:bookmarkEnd w:id="133"/>
     <w:bookmarkStart w:id="135" w:name="ref-wikipedia_confusion_matrix"/>
@@ -22829,55 +22790,43 @@
         <w:pStyle w:val="Bibliography"/>
       </w:pPr>
       <w:r>
-        <w:t xml:space="preserve">Wikipedia contributors. 2026c.</w:t>
-      </w:r>
-      <w:r>
-        <w:t xml:space="preserve"> </w:t>
-      </w:r>
-      <w:r>
-        <w:rPr>
-          <w:i/>
-          <w:iCs/>
-        </w:rPr>
-        <w:t xml:space="preserve">Confusion Matrix —</w:t>
-      </w:r>
-      <w:r>
-        <w:rPr>
-          <w:i/>
-          <w:iCs/>
-        </w:rPr>
-        <w:t xml:space="preserve"> </w:t>
-      </w:r>
-      <w:r>
-        <w:rPr>
-          <w:i/>
-          <w:iCs/>
-        </w:rPr>
+        <w:t xml:space="preserve">[6]</w:t>
+      </w:r>
+      <w:r>
+        <w:t xml:space="preserve"> </w:t>
+      </w:r>
+      <w:r>
+        <w:t xml:space="preserve">	</w:t>
+      </w:r>
+      <w:r>
+        <w:t xml:space="preserve">Wikipedia contributors,</w:t>
+      </w:r>
+      <w:r>
+        <w:t xml:space="preserve"> </w:t>
+      </w:r>
+      <w:r>
+        <w:t xml:space="preserve">“Confusion matrix —</w:t>
+      </w:r>
+      <w:r>
+        <w:t xml:space="preserve"> </w:t>
+      </w:r>
+      <w:r>
         <w:t xml:space="preserve">Wikipedia</w:t>
       </w:r>
       <w:r>
-        <w:rPr>
-          <w:i/>
-          <w:iCs/>
-        </w:rPr>
         <w:t xml:space="preserve">,</w:t>
       </w:r>
       <w:r>
-        <w:rPr>
-          <w:i/>
-          <w:iCs/>
-        </w:rPr>
-        <w:t xml:space="preserve"> </w:t>
-      </w:r>
-      <w:r>
-        <w:rPr>
-          <w:i/>
-          <w:iCs/>
-        </w:rPr>
-        <w:t xml:space="preserve">the Free Encyclopedia</w:t>
-      </w:r>
-      <w:r>
-        <w:t xml:space="preserve">.</w:t>
+        <w:t xml:space="preserve"> </w:t>
+      </w:r>
+      <w:r>
+        <w:t xml:space="preserve">the free encyclopedia.”</w:t>
+      </w:r>
+      <w:r>
+        <w:t xml:space="preserve"> </w:t>
+      </w:r>
+      <w:r>
+        <w:t xml:space="preserve">2026. Available:</w:t>
       </w:r>
       <w:r>
         <w:t xml:space="preserve"> </w:t>
@@ -22890,18 +22839,51 @@
           <w:t xml:space="preserve">https://en.wikipedia.org/wiki/Confusion_matrix</w:t>
         </w:r>
       </w:hyperlink>
-      <w:r>
-        <w:t xml:space="preserve">.</w:t>
-      </w:r>
     </w:p>
     <w:bookmarkEnd w:id="135"/>
-    <w:bookmarkStart w:id="137" w:name="ref-wikipedia_harmonic_mean"/>
+    <w:bookmarkStart w:id="137" w:name="ref-cicchetti1990high"/>
     <w:p>
       <w:pPr>
         <w:pStyle w:val="Bibliography"/>
       </w:pPr>
       <w:r>
-        <w:t xml:space="preserve">Wikipedia contributors. 2026d.</w:t>
+        <w:t xml:space="preserve">[7]</w:t>
+      </w:r>
+      <w:r>
+        <w:t xml:space="preserve"> </w:t>
+      </w:r>
+      <w:r>
+        <w:t xml:space="preserve">	</w:t>
+      </w:r>
+      <w:r>
+        <w:t xml:space="preserve">D. V. Cicchetti and A. R. Feinstein,</w:t>
+      </w:r>
+      <w:r>
+        <w:t xml:space="preserve"> </w:t>
+      </w:r>
+      <w:r>
+        <w:t xml:space="preserve">“High agreement but low kappa:</w:t>
+      </w:r>
+      <w:r>
+        <w:t xml:space="preserve"> </w:t>
+      </w:r>
+      <w:r>
+        <w:t xml:space="preserve">II</w:t>
+      </w:r>
+      <w:r>
+        <w:t xml:space="preserve">.</w:t>
+      </w:r>
+      <w:r>
+        <w:t xml:space="preserve"> </w:t>
+      </w:r>
+      <w:r>
+        <w:t xml:space="preserve">Resolving</w:t>
+      </w:r>
+      <w:r>
+        <w:t xml:space="preserve"> </w:t>
+      </w:r>
+      <w:r>
+        <w:t xml:space="preserve">the paradoxes,”</w:t>
       </w:r>
       <w:r>
         <w:t xml:space="preserve"> </w:t>
@@ -22911,50 +22893,75 @@
           <w:i/>
           <w:iCs/>
         </w:rPr>
-        <w:t xml:space="preserve">Harmonic Mean —</w:t>
-      </w:r>
-      <w:r>
-        <w:rPr>
-          <w:i/>
-          <w:iCs/>
-        </w:rPr>
-        <w:t xml:space="preserve"> </w:t>
-      </w:r>
-      <w:r>
-        <w:rPr>
-          <w:i/>
-          <w:iCs/>
-        </w:rPr>
+        <w:t xml:space="preserve">Journal of Clinical Epidemiology</w:t>
+      </w:r>
+      <w:r>
+        <w:t xml:space="preserve">, vol. 43, no. 6, pp. 551–558, 1990, doi:</w:t>
+      </w:r>
+      <w:r>
+        <w:t xml:space="preserve"> </w:t>
+      </w:r>
+      <w:hyperlink r:id="rId136">
+        <w:r>
+          <w:rPr>
+            <w:rStyle w:val="Hyperlink"/>
+          </w:rPr>
+          <w:t xml:space="preserve">10.1016/0895-4356(90)90159-M</w:t>
+        </w:r>
+      </w:hyperlink>
+      <w:r>
+        <w:t xml:space="preserve">.</w:t>
+      </w:r>
+    </w:p>
+    <w:bookmarkEnd w:id="137"/>
+    <w:bookmarkStart w:id="139" w:name="ref-wikipedia_harmonic_mean"/>
+    <w:p>
+      <w:pPr>
+        <w:pStyle w:val="Bibliography"/>
+      </w:pPr>
+      <w:r>
+        <w:t xml:space="preserve">[8]</w:t>
+      </w:r>
+      <w:r>
+        <w:t xml:space="preserve"> </w:t>
+      </w:r>
+      <w:r>
+        <w:t xml:space="preserve">	</w:t>
+      </w:r>
+      <w:r>
+        <w:t xml:space="preserve">Wikipedia contributors,</w:t>
+      </w:r>
+      <w:r>
+        <w:t xml:space="preserve"> </w:t>
+      </w:r>
+      <w:r>
+        <w:t xml:space="preserve">“Harmonic mean —</w:t>
+      </w:r>
+      <w:r>
+        <w:t xml:space="preserve"> </w:t>
+      </w:r>
+      <w:r>
         <w:t xml:space="preserve">Wikipedia</w:t>
       </w:r>
       <w:r>
-        <w:rPr>
-          <w:i/>
-          <w:iCs/>
-        </w:rPr>
         <w:t xml:space="preserve">,</w:t>
       </w:r>
       <w:r>
-        <w:rPr>
-          <w:i/>
-          <w:iCs/>
-        </w:rPr>
-        <w:t xml:space="preserve"> </w:t>
-      </w:r>
-      <w:r>
-        <w:rPr>
-          <w:i/>
-          <w:iCs/>
-        </w:rPr>
-        <w:t xml:space="preserve">the Free Encyclopedia</w:t>
-      </w:r>
-      <w:r>
-        <w:t xml:space="preserve">.</w:t>
-      </w:r>
-      <w:r>
-        <w:t xml:space="preserve"> </w:t>
-      </w:r>
-      <w:hyperlink r:id="rId136">
+        <w:t xml:space="preserve"> </w:t>
+      </w:r>
+      <w:r>
+        <w:t xml:space="preserve">the free encyclopedia.”</w:t>
+      </w:r>
+      <w:r>
+        <w:t xml:space="preserve"> </w:t>
+      </w:r>
+      <w:r>
+        <w:t xml:space="preserve">2026. Available:</w:t>
+      </w:r>
+      <w:r>
+        <w:t xml:space="preserve"> </w:t>
+      </w:r>
+      <w:hyperlink r:id="rId138">
         <w:r>
           <w:rPr>
             <w:rStyle w:val="Hyperlink"/>
@@ -22962,18 +22969,30 @@
           <w:t xml:space="preserve">https://en.wikipedia.org/wiki/Harmonic_mean</w:t>
         </w:r>
       </w:hyperlink>
-      <w:r>
-        <w:t xml:space="preserve">.</w:t>
-      </w:r>
     </w:p>
-    <w:bookmarkEnd w:id="137"/>
-    <w:bookmarkStart w:id="139" w:name="X75cf9b9a05792cf5ef16b86615766f184108c69"/>
+    <w:bookmarkEnd w:id="139"/>
+    <w:bookmarkStart w:id="141" w:name="ref-cohen1960coefficient"/>
     <w:p>
       <w:pPr>
         <w:pStyle w:val="Bibliography"/>
       </w:pPr>
       <w:r>
-        <w:t xml:space="preserve">Wikipedia contributors. 2026e.</w:t>
+        <w:t xml:space="preserve">[9]</w:t>
+      </w:r>
+      <w:r>
+        <w:t xml:space="preserve"> </w:t>
+      </w:r>
+      <w:r>
+        <w:t xml:space="preserve">	</w:t>
+      </w:r>
+      <w:r>
+        <w:t xml:space="preserve">J. Cohen,</w:t>
+      </w:r>
+      <w:r>
+        <w:t xml:space="preserve"> </w:t>
+      </w:r>
+      <w:r>
+        <w:t xml:space="preserve">“A coefficient of agreement for nominal scales,”</w:t>
       </w:r>
       <w:r>
         <w:t xml:space="preserve"> </w:t>
@@ -22983,117 +23002,10 @@
           <w:i/>
           <w:iCs/>
         </w:rPr>
-        <w:t xml:space="preserve">Positive and Negative Predictive Values —</w:t>
-      </w:r>
-      <w:r>
-        <w:rPr>
-          <w:i/>
-          <w:iCs/>
-        </w:rPr>
-        <w:t xml:space="preserve"> </w:t>
-      </w:r>
-      <w:r>
-        <w:rPr>
-          <w:i/>
-          <w:iCs/>
-        </w:rPr>
-        <w:t xml:space="preserve">Wikipedia</w:t>
-      </w:r>
-      <w:r>
-        <w:rPr>
-          <w:i/>
-          <w:iCs/>
-        </w:rPr>
-        <w:t xml:space="preserve">,</w:t>
-      </w:r>
-      <w:r>
-        <w:rPr>
-          <w:i/>
-          <w:iCs/>
-        </w:rPr>
-        <w:t xml:space="preserve"> </w:t>
-      </w:r>
-      <w:r>
-        <w:rPr>
-          <w:i/>
-          <w:iCs/>
-        </w:rPr>
-        <w:t xml:space="preserve">the Free Encyclopedia</w:t>
-      </w:r>
-      <w:r>
-        <w:t xml:space="preserve">.</w:t>
-      </w:r>
-      <w:r>
-        <w:t xml:space="preserve"> </w:t>
-      </w:r>
-      <w:hyperlink r:id="rId138">
-        <w:r>
-          <w:rPr>
-            <w:rStyle w:val="Hyperlink"/>
-          </w:rPr>
-          <w:t xml:space="preserve">https://en.wikipedia.org/wiki/Positive_and_negative_predictive_values</w:t>
-        </w:r>
-      </w:hyperlink>
-      <w:r>
-        <w:t xml:space="preserve">.</w:t>
-      </w:r>
-    </w:p>
-    <w:bookmarkEnd w:id="139"/>
-    <w:bookmarkStart w:id="141" w:name="ref-wikipedia_prevalence"/>
-    <w:p>
-      <w:pPr>
-        <w:pStyle w:val="Bibliography"/>
-      </w:pPr>
-      <w:r>
-        <w:t xml:space="preserve">Wikipedia contributors. 2026f.</w:t>
-      </w:r>
-      <w:r>
-        <w:t xml:space="preserve"> </w:t>
-      </w:r>
-      <w:r>
-        <w:rPr>
-          <w:i/>
-          <w:iCs/>
-        </w:rPr>
-        <w:t xml:space="preserve">Prevalence —</w:t>
-      </w:r>
-      <w:r>
-        <w:rPr>
-          <w:i/>
-          <w:iCs/>
-        </w:rPr>
-        <w:t xml:space="preserve"> </w:t>
-      </w:r>
-      <w:r>
-        <w:rPr>
-          <w:i/>
-          <w:iCs/>
-        </w:rPr>
-        <w:t xml:space="preserve">Wikipedia</w:t>
-      </w:r>
-      <w:r>
-        <w:rPr>
-          <w:i/>
-          <w:iCs/>
-        </w:rPr>
-        <w:t xml:space="preserve">,</w:t>
-      </w:r>
-      <w:r>
-        <w:rPr>
-          <w:i/>
-          <w:iCs/>
-        </w:rPr>
-        <w:t xml:space="preserve"> </w:t>
-      </w:r>
-      <w:r>
-        <w:rPr>
-          <w:i/>
-          <w:iCs/>
-        </w:rPr>
-        <w:t xml:space="preserve">the Free Encyclopedia</w:t>
-      </w:r>
-      <w:r>
-        <w:t xml:space="preserve">.</w:t>
+        <w:t xml:space="preserve">Educational and Psychological Measurement</w:t>
+      </w:r>
+      <w:r>
+        <w:t xml:space="preserve">, vol. 20, no. 1, pp. 37–46, 1960, doi:</w:t>
       </w:r>
       <w:r>
         <w:t xml:space="preserve"> </w:t>
@@ -23103,7 +23015,7 @@
           <w:rPr>
             <w:rStyle w:val="Hyperlink"/>
           </w:rPr>
-          <w:t xml:space="preserve">https://en.wikipedia.org/wiki/Prevalence</w:t>
+          <w:t xml:space="preserve">10.1177/001316446002000104</w:t>
         </w:r>
       </w:hyperlink>
       <w:r>
@@ -23111,13 +23023,106 @@
       </w:r>
     </w:p>
     <w:bookmarkEnd w:id="141"/>
-    <w:bookmarkStart w:id="143" w:name="Xfffb53f5b0ad1d419681ebafca95a6a82b949a7"/>
+    <w:bookmarkStart w:id="143" w:name="ref-wikipedia_cohens_kappa"/>
     <w:p>
       <w:pPr>
         <w:pStyle w:val="Bibliography"/>
       </w:pPr>
       <w:r>
-        <w:t xml:space="preserve">Wikipedia contributors. 2026g.</w:t>
+        <w:t xml:space="preserve">[10]</w:t>
+      </w:r>
+      <w:r>
+        <w:t xml:space="preserve"> </w:t>
+      </w:r>
+      <w:r>
+        <w:t xml:space="preserve">	</w:t>
+      </w:r>
+      <w:r>
+        <w:t xml:space="preserve">Wikipedia contributors,</w:t>
+      </w:r>
+      <w:r>
+        <w:t xml:space="preserve"> </w:t>
+      </w:r>
+      <w:r>
+        <w:t xml:space="preserve">“Cohen’s kappa —</w:t>
+      </w:r>
+      <w:r>
+        <w:t xml:space="preserve"> </w:t>
+      </w:r>
+      <w:r>
+        <w:t xml:space="preserve">Wikipedia</w:t>
+      </w:r>
+      <w:r>
+        <w:t xml:space="preserve">,</w:t>
+      </w:r>
+      <w:r>
+        <w:t xml:space="preserve"> </w:t>
+      </w:r>
+      <w:r>
+        <w:t xml:space="preserve">the free encyclopedia.”</w:t>
+      </w:r>
+      <w:r>
+        <w:t xml:space="preserve"> </w:t>
+      </w:r>
+      <w:r>
+        <w:t xml:space="preserve">2026. Available:</w:t>
+      </w:r>
+      <w:r>
+        <w:t xml:space="preserve"> </w:t>
+      </w:r>
+      <w:hyperlink r:id="rId142">
+        <w:r>
+          <w:rPr>
+            <w:rStyle w:val="Hyperlink"/>
+          </w:rPr>
+          <w:t xml:space="preserve">https://en.wikipedia.org/wiki/Cohen%27s_kappa</w:t>
+        </w:r>
+      </w:hyperlink>
+    </w:p>
+    <w:bookmarkEnd w:id="143"/>
+    <w:bookmarkStart w:id="145" w:name="ref-feinstein1990high"/>
+    <w:p>
+      <w:pPr>
+        <w:pStyle w:val="Bibliography"/>
+      </w:pPr>
+      <w:r>
+        <w:t xml:space="preserve">[11]</w:t>
+      </w:r>
+      <w:r>
+        <w:t xml:space="preserve"> </w:t>
+      </w:r>
+      <w:r>
+        <w:t xml:space="preserve">	</w:t>
+      </w:r>
+      <w:r>
+        <w:t xml:space="preserve">A. R. Feinstein and D. V. Cicchetti,</w:t>
+      </w:r>
+      <w:r>
+        <w:t xml:space="preserve"> </w:t>
+      </w:r>
+      <w:r>
+        <w:t xml:space="preserve">“High agreement but low kappa:</w:t>
+      </w:r>
+      <w:r>
+        <w:t xml:space="preserve"> </w:t>
+      </w:r>
+      <w:r>
+        <w:t xml:space="preserve">I</w:t>
+      </w:r>
+      <w:r>
+        <w:t xml:space="preserve">.</w:t>
+      </w:r>
+      <w:r>
+        <w:t xml:space="preserve"> </w:t>
+      </w:r>
+      <w:r>
+        <w:t xml:space="preserve">The</w:t>
+      </w:r>
+      <w:r>
+        <w:t xml:space="preserve"> </w:t>
+      </w:r>
+      <w:r>
+        <w:t xml:space="preserve">problems of two paradoxes,”</w:t>
       </w:r>
       <w:r>
         <w:t xml:space="preserve"> </w:t>
@@ -23127,50 +23132,75 @@
           <w:i/>
           <w:iCs/>
         </w:rPr>
-        <w:t xml:space="preserve">Receiver Operating Characteristic —</w:t>
-      </w:r>
-      <w:r>
-        <w:rPr>
-          <w:i/>
-          <w:iCs/>
-        </w:rPr>
-        <w:t xml:space="preserve"> </w:t>
-      </w:r>
-      <w:r>
-        <w:rPr>
-          <w:i/>
-          <w:iCs/>
-        </w:rPr>
+        <w:t xml:space="preserve">Journal of Clinical Epidemiology</w:t>
+      </w:r>
+      <w:r>
+        <w:t xml:space="preserve">, vol. 43, no. 6, pp. 543–549, 1990, doi:</w:t>
+      </w:r>
+      <w:r>
+        <w:t xml:space="preserve"> </w:t>
+      </w:r>
+      <w:hyperlink r:id="rId144">
+        <w:r>
+          <w:rPr>
+            <w:rStyle w:val="Hyperlink"/>
+          </w:rPr>
+          <w:t xml:space="preserve">10.1016/0895-4356(90)90158-L</w:t>
+        </w:r>
+      </w:hyperlink>
+      <w:r>
+        <w:t xml:space="preserve">.</w:t>
+      </w:r>
+    </w:p>
+    <w:bookmarkEnd w:id="145"/>
+    <w:bookmarkStart w:id="147" w:name="Xfffb53f5b0ad1d419681ebafca95a6a82b949a7"/>
+    <w:p>
+      <w:pPr>
+        <w:pStyle w:val="Bibliography"/>
+      </w:pPr>
+      <w:r>
+        <w:t xml:space="preserve">[12]</w:t>
+      </w:r>
+      <w:r>
+        <w:t xml:space="preserve"> </w:t>
+      </w:r>
+      <w:r>
+        <w:t xml:space="preserve">	</w:t>
+      </w:r>
+      <w:r>
+        <w:t xml:space="preserve">Wikipedia contributors,</w:t>
+      </w:r>
+      <w:r>
+        <w:t xml:space="preserve"> </w:t>
+      </w:r>
+      <w:r>
+        <w:t xml:space="preserve">“Receiver operating characteristic —</w:t>
+      </w:r>
+      <w:r>
+        <w:t xml:space="preserve"> </w:t>
+      </w:r>
+      <w:r>
         <w:t xml:space="preserve">Wikipedia</w:t>
       </w:r>
       <w:r>
-        <w:rPr>
-          <w:i/>
-          <w:iCs/>
-        </w:rPr>
         <w:t xml:space="preserve">,</w:t>
       </w:r>
       <w:r>
-        <w:rPr>
-          <w:i/>
-          <w:iCs/>
-        </w:rPr>
-        <w:t xml:space="preserve"> </w:t>
-      </w:r>
-      <w:r>
-        <w:rPr>
-          <w:i/>
-          <w:iCs/>
-        </w:rPr>
-        <w:t xml:space="preserve">the Free Encyclopedia</w:t>
-      </w:r>
-      <w:r>
-        <w:t xml:space="preserve">.</w:t>
-      </w:r>
-      <w:r>
-        <w:t xml:space="preserve"> </w:t>
-      </w:r>
-      <w:hyperlink r:id="rId142">
+        <w:t xml:space="preserve"> </w:t>
+      </w:r>
+      <w:r>
+        <w:t xml:space="preserve">the free encyclopedia.”</w:t>
+      </w:r>
+      <w:r>
+        <w:t xml:space="preserve"> </w:t>
+      </w:r>
+      <w:r>
+        <w:t xml:space="preserve">2026. Available:</w:t>
+      </w:r>
+      <w:r>
+        <w:t xml:space="preserve"> </w:t>
+      </w:r>
+      <w:hyperlink r:id="rId146">
         <w:r>
           <w:rPr>
             <w:rStyle w:val="Hyperlink"/>
@@ -23178,153 +23208,6 @@
           <w:t xml:space="preserve">https://en.wikipedia.org/wiki/Receiver_operating_characteristic</w:t>
         </w:r>
       </w:hyperlink>
-      <w:r>
-        <w:t xml:space="preserve">.</w:t>
-      </w:r>
-    </w:p>
-    <w:bookmarkEnd w:id="143"/>
-    <w:bookmarkStart w:id="145" w:name="Xbceaa659ebcdaa6beedc7b326ccf5dd7dd38991"/>
-    <w:p>
-      <w:pPr>
-        <w:pStyle w:val="Bibliography"/>
-      </w:pPr>
-      <w:r>
-        <w:t xml:space="preserve">Wikipedia contributors. 2026h.</w:t>
-      </w:r>
-      <w:r>
-        <w:t xml:space="preserve"> </w:t>
-      </w:r>
-      <w:r>
-        <w:rPr>
-          <w:i/>
-          <w:iCs/>
-        </w:rPr>
-        <w:t xml:space="preserve">Sensitivity and Specificity —</w:t>
-      </w:r>
-      <w:r>
-        <w:rPr>
-          <w:i/>
-          <w:iCs/>
-        </w:rPr>
-        <w:t xml:space="preserve"> </w:t>
-      </w:r>
-      <w:r>
-        <w:rPr>
-          <w:i/>
-          <w:iCs/>
-        </w:rPr>
-        <w:t xml:space="preserve">Wikipedia</w:t>
-      </w:r>
-      <w:r>
-        <w:rPr>
-          <w:i/>
-          <w:iCs/>
-        </w:rPr>
-        <w:t xml:space="preserve">,</w:t>
-      </w:r>
-      <w:r>
-        <w:rPr>
-          <w:i/>
-          <w:iCs/>
-        </w:rPr>
-        <w:t xml:space="preserve"> </w:t>
-      </w:r>
-      <w:r>
-        <w:rPr>
-          <w:i/>
-          <w:iCs/>
-        </w:rPr>
-        <w:t xml:space="preserve">the Free Encyclopedia</w:t>
-      </w:r>
-      <w:r>
-        <w:t xml:space="preserve">.</w:t>
-      </w:r>
-      <w:r>
-        <w:t xml:space="preserve"> </w:t>
-      </w:r>
-      <w:hyperlink r:id="rId144">
-        <w:r>
-          <w:rPr>
-            <w:rStyle w:val="Hyperlink"/>
-          </w:rPr>
-          <w:t xml:space="preserve">https://en.wikipedia.org/wiki/Sensitivity_and_specificity</w:t>
-        </w:r>
-      </w:hyperlink>
-      <w:r>
-        <w:t xml:space="preserve">.</w:t>
-      </w:r>
-    </w:p>
-    <w:bookmarkEnd w:id="145"/>
-    <w:bookmarkStart w:id="147" w:name="ref-wikipedia_statistical_classification"/>
-    <w:p>
-      <w:pPr>
-        <w:pStyle w:val="Bibliography"/>
-      </w:pPr>
-      <w:r>
-        <w:t xml:space="preserve">Wikipedia contributors. 2026i.</w:t>
-      </w:r>
-      <w:r>
-        <w:t xml:space="preserve"> </w:t>
-      </w:r>
-      <w:r>
-        <w:rPr>
-          <w:i/>
-          <w:iCs/>
-        </w:rPr>
-        <w:t xml:space="preserve">Statistical Classification —</w:t>
-      </w:r>
-      <w:r>
-        <w:rPr>
-          <w:i/>
-          <w:iCs/>
-        </w:rPr>
-        <w:t xml:space="preserve"> </w:t>
-      </w:r>
-      <w:r>
-        <w:rPr>
-          <w:i/>
-          <w:iCs/>
-        </w:rPr>
-        <w:t xml:space="preserve">Wikipedia</w:t>
-      </w:r>
-      <w:r>
-        <w:rPr>
-          <w:i/>
-          <w:iCs/>
-        </w:rPr>
-        <w:t xml:space="preserve">,</w:t>
-      </w:r>
-      <w:r>
-        <w:rPr>
-          <w:i/>
-          <w:iCs/>
-        </w:rPr>
-        <w:t xml:space="preserve"> </w:t>
-      </w:r>
-      <w:r>
-        <w:rPr>
-          <w:i/>
-          <w:iCs/>
-        </w:rPr>
-        <w:t xml:space="preserve">the Free Encyclopedia</w:t>
-      </w:r>
-      <w:r>
-        <w:t xml:space="preserve">.</w:t>
-      </w:r>
-      <w:r>
-        <w:t xml:space="preserve"> </w:t>
-      </w:r>
-      <w:hyperlink r:id="rId146">
-        <w:r>
-          <w:rPr>
-            <w:rStyle w:val="Hyperlink"/>
-          </w:rPr>
-          <w:t xml:space="preserve">https://en.wikipedia.org/wiki/Statistical_classification</w:t>
-        </w:r>
-      </w:hyperlink>
-      <w:r>
-        <w:t xml:space="preserve">.</w:t>
-      </w:r>
     </w:p>
     <w:bookmarkEnd w:id="147"/>
     <w:bookmarkEnd w:id="148"/>
